--- a/Assignment3/System Analysis & Design Assignment_3.docx
+++ b/Assignment3/System Analysis & Design Assignment_3.docx
@@ -1058,79 +1058,189 @@
       <w:r>
         <w:t>7 原型开发进展</w:t>
       </w:r>
+    </w:p>
+    <w:p>
+      <w:pPr>
+        <w:pStyle w:val="5"/>
+        <w:bidi w:val="0"/>
+      </w:pPr>
+      <w:r>
+        <w:t>8 设计模型中存在的未解决问题</w:t>
+      </w:r>
+    </w:p>
+    <w:p>
+      <w:pPr>
+        <w:pStyle w:val="5"/>
+        <w:bidi w:val="0"/>
+      </w:pPr>
+      <w:r>
+        <w:t>9 若你在写作中改述或直接引用了AI工具或技术生成的输出，必须在参考文献列表中将该输出作为来源引用并标注。若你在完成上述任务过程中使用了AI工具或技术（例如生成技术解决方案、改进架构决策、创建软件原型、实现概念验证（PoC）、完善报告内容等），则需在报告中声明AI工具或技术的使用情况。</w:t>
+      </w:r>
+    </w:p>
+    <w:p>
+      <w:pPr>
+        <w:pStyle w:val="5"/>
+        <w:bidi w:val="0"/>
+      </w:pPr>
+      <w:r>
+        <w:t>10 项目自我反思</w:t>
+      </w:r>
+    </w:p>
+    <w:p>
+      <w:pPr>
+        <w:pStyle w:val="5"/>
+        <w:bidi w:val="0"/>
+      </w:pPr>
+      <w:r>
+        <w:t>11 团队成员贡献</w:t>
+      </w:r>
+    </w:p>
+    <w:p>
+      <w:pPr>
+        <w:pStyle w:val="5"/>
+        <w:bidi w:val="0"/>
+      </w:pPr>
+      <w:r>
+        <w:t>还需提交以下模型文件（模型文件格式或PNG格式，若使用在线建模平台/工具）：</w:t>
+      </w:r>
+    </w:p>
+    <w:p>
+      <w:pPr>
+        <w:pStyle w:val="5"/>
+        <w:bidi w:val="0"/>
+      </w:pPr>
+      <w:r>
+        <w:t>更新后的用例模型与分析模型</w:t>
+      </w:r>
+    </w:p>
+    <w:p>
+      <w:pPr>
+        <w:pStyle w:val="5"/>
+        <w:bidi w:val="0"/>
+      </w:pPr>
+      <w:r>
+        <w:t>设计模型：包含细化后的架构、详细接口示例，以及至少两个详细的用例实现</w:t>
+      </w:r>
+    </w:p>
+    <w:p>
+      <w:pPr>
+        <w:pStyle w:val="5"/>
+        <w:bidi w:val="0"/>
+      </w:pPr>
+      <w:r>
+        <w:t>各团队必须在2025年12月22日（星期一）和12月29日（星期一）前，就</w:t>
+      </w:r>
+      <w:r>
+        <w:rPr>
+          <w:b/>
+          <w:bCs/>
+        </w:rPr>
+        <w:t>架构细化</w:t>
+      </w:r>
+      <w:r>
+        <w:rPr>
+          <w:rFonts w:hint="eastAsia"/>
+          <w:b/>
+          <w:bCs/>
+          <w:lang w:eastAsia="zh-CN"/>
+        </w:rPr>
+        <w:t>（</w:t>
+      </w:r>
+      <w:r>
+        <w:rPr>
+          <w:rFonts w:hint="eastAsia"/>
+          <w:b/>
+          <w:bCs/>
+          <w:lang w:val="en-US" w:eastAsia="zh-CN"/>
+        </w:rPr>
+        <w:t>2</w:t>
+      </w:r>
+      <w:r>
+        <w:rPr>
+          <w:rFonts w:hint="eastAsia"/>
+          <w:b/>
+          <w:bCs/>
+          <w:lang w:eastAsia="zh-CN"/>
+        </w:rPr>
+        <w:t>）</w:t>
+      </w:r>
+      <w:r>
+        <w:rPr>
+          <w:b/>
+          <w:bCs/>
+        </w:rPr>
+        <w:t>、接口</w:t>
+      </w:r>
+      <w:r>
+        <w:rPr>
+          <w:rFonts w:hint="eastAsia"/>
+          <w:b/>
+          <w:bCs/>
+          <w:lang w:val="en-US" w:eastAsia="zh-CN"/>
+        </w:rPr>
+        <w:t>(2b)</w:t>
+      </w:r>
+      <w:r>
+        <w:rPr>
+          <w:b/>
+          <w:bCs/>
+        </w:rPr>
+        <w:t>、子系统设计</w:t>
+      </w:r>
+      <w:r>
+        <w:rPr>
+          <w:rFonts w:hint="eastAsia"/>
+          <w:b/>
+          <w:bCs/>
+          <w:lang w:val="en-US" w:eastAsia="zh-CN"/>
+        </w:rPr>
+        <w:t>(2d</w:t>
+      </w:r>
       <w:bookmarkStart w:id="0" w:name="_GoBack"/>
       <w:bookmarkEnd w:id="0"/>
-    </w:p>
-    <w:p>
-      <w:pPr>
-        <w:pStyle w:val="5"/>
-        <w:bidi w:val="0"/>
-      </w:pPr>
-      <w:r>
-        <w:t>8 设计模型中存在的未解决问题</w:t>
-      </w:r>
-    </w:p>
-    <w:p>
-      <w:pPr>
-        <w:pStyle w:val="5"/>
-        <w:bidi w:val="0"/>
-      </w:pPr>
-      <w:r>
-        <w:t>9 若你在写作中改述或直接引用了AI工具或技术生成的输出，必须在参考文献列表中将该输出作为来源引用并标注。若你在完成上述任务过程中使用了AI工具或技术（例如生成技术解决方案、改进架构决策、创建软件原型、实现概念验证（PoC）、完善报告内容等），则需在报告中声明AI工具或技术的使用情况。</w:t>
-      </w:r>
-    </w:p>
-    <w:p>
-      <w:pPr>
-        <w:pStyle w:val="5"/>
-        <w:bidi w:val="0"/>
-      </w:pPr>
-      <w:r>
-        <w:t>10 项目自我反思</w:t>
-      </w:r>
-    </w:p>
-    <w:p>
-      <w:pPr>
-        <w:pStyle w:val="5"/>
-        <w:bidi w:val="0"/>
-      </w:pPr>
-      <w:r>
-        <w:t>11 团队成员贡献</w:t>
-      </w:r>
-    </w:p>
-    <w:p>
-      <w:pPr>
-        <w:pStyle w:val="5"/>
-        <w:bidi w:val="0"/>
-      </w:pPr>
-      <w:r>
-        <w:t>还需提交以下模型文件（模型文件格式或PNG格式，若使用在线建模平台/工具）：</w:t>
-      </w:r>
-    </w:p>
-    <w:p>
-      <w:pPr>
-        <w:pStyle w:val="5"/>
-        <w:bidi w:val="0"/>
-      </w:pPr>
-      <w:r>
-        <w:t>更新后的用例模型与分析模型</w:t>
-      </w:r>
-    </w:p>
-    <w:p>
-      <w:pPr>
-        <w:pStyle w:val="5"/>
-        <w:bidi w:val="0"/>
-      </w:pPr>
-      <w:r>
-        <w:t>设计模型：包含细化后的架构、详细接口示例，以及至少两个详细的用例实现</w:t>
-      </w:r>
-    </w:p>
-    <w:p>
-      <w:pPr>
-        <w:pStyle w:val="5"/>
-        <w:bidi w:val="0"/>
-      </w:pPr>
-      <w:r>
-        <w:t>各团队必须在2025年12月22日（星期一）和12月29日（星期一）前，就架构细化、接口、子系统设计、关键设计机制及示例用例实现设计进行展示，然后再提交系统设计的最终版本。</w:t>
+      <w:r>
+        <w:rPr>
+          <w:rFonts w:hint="eastAsia"/>
+          <w:b/>
+          <w:bCs/>
+          <w:lang w:val="en-US" w:eastAsia="zh-CN"/>
+        </w:rPr>
+        <w:t>)</w:t>
+      </w:r>
+      <w:r>
+        <w:rPr>
+          <w:b/>
+          <w:bCs/>
+        </w:rPr>
+        <w:t>、关键设计机制</w:t>
+      </w:r>
+      <w:r>
+        <w:rPr>
+          <w:rFonts w:hint="eastAsia"/>
+          <w:b/>
+          <w:bCs/>
+          <w:lang w:val="en-US" w:eastAsia="zh-CN"/>
+        </w:rPr>
+        <w:t>(3)</w:t>
+      </w:r>
+      <w:r>
+        <w:rPr>
+          <w:b/>
+          <w:bCs/>
+        </w:rPr>
+        <w:t>及示例用例实现设计</w:t>
+      </w:r>
+      <w:r>
+        <w:rPr>
+          <w:rFonts w:hint="eastAsia"/>
+          <w:b/>
+          <w:bCs/>
+          <w:lang w:val="en-US" w:eastAsia="zh-CN"/>
+        </w:rPr>
+        <w:t>(4)</w:t>
+      </w:r>
+      <w:r>
+        <w:t>进行展示，然后再提交系统设计的最终版本。</w:t>
       </w:r>
     </w:p>
     <w:p>
@@ -1451,7 +1561,7 @@
     <w:lsdException w:unhideWhenUsed="0" w:uiPriority="0" w:semiHidden="0" w:name="FollowedHyperlink"/>
     <w:lsdException w:qFormat="1" w:unhideWhenUsed="0" w:uiPriority="22" w:semiHidden="0" w:name="Strong"/>
     <w:lsdException w:qFormat="1" w:unhideWhenUsed="0" w:uiPriority="0" w:semiHidden="0" w:name="Emphasis"/>
-    <w:lsdException w:unhideWhenUsed="0" w:uiPriority="0" w:name="Document Map"/>
+    <w:lsdException w:qFormat="1" w:unhideWhenUsed="0" w:uiPriority="0" w:name="Document Map"/>
     <w:lsdException w:uiPriority="0" w:name="Plain Text"/>
     <w:lsdException w:uiPriority="0" w:name="E-mail Signature"/>
     <w:lsdException w:unhideWhenUsed="0" w:uiPriority="0" w:semiHidden="0" w:name="Normal (Web)"/>
@@ -1465,7 +1575,7 @@
     <w:lsdException w:uiPriority="0" w:name="HTML Sample"/>
     <w:lsdException w:uiPriority="0" w:name="HTML Typewriter"/>
     <w:lsdException w:uiPriority="0" w:name="HTML Variable"/>
-    <w:lsdException w:uiPriority="99" w:name="Normal Table"/>
+    <w:lsdException w:qFormat="1" w:uiPriority="99" w:name="Normal Table"/>
     <w:lsdException w:uiPriority="0" w:name="annotation subject"/>
     <w:lsdException w:uiPriority="0" w:name="Table Simple 1"/>
     <w:lsdException w:uiPriority="0" w:name="Table Simple 2"/>
@@ -1678,6 +1788,7 @@
     <w:name w:val="Normal Table"/>
     <w:semiHidden/>
     <w:unhideWhenUsed/>
+    <w:qFormat/>
     <w:uiPriority w:val="99"/>
     <w:tblPr>
       <w:tblCellMar>
@@ -1692,6 +1803,7 @@
     <w:name w:val="Document Map"/>
     <w:basedOn w:val="1"/>
     <w:semiHidden/>
+    <w:qFormat/>
     <w:uiPriority w:val="0"/>
     <w:pPr>
       <w:shd w:val="clear" w:color="auto" w:fill="000080"/>
